--- a/ML.docx
+++ b/ML.docx
@@ -656,9 +656,10 @@
     <w:p>
       <w:pPr>
         <w:rPr>
-          <w:rFonts w:hint="default" w:ascii="Times New Roman" w:hAnsi="Times New Roman" w:eastAsia="SimSun" w:cs="Times New Roman"/>
-          <w:sz w:val="24"/>
-          <w:szCs w:val="24"/>
+          <w:rFonts w:hint="default" w:eastAsia="SimSun" w:cs="Times New Roman"/>
+          <w:sz w:val="24"/>
+          <w:szCs w:val="24"/>
+          <w:lang w:val="vi-VN"/>
         </w:rPr>
       </w:pPr>
       <w:r>
@@ -693,7 +694,33 @@
           <w:sz w:val="24"/>
           <w:szCs w:val="24"/>
         </w:rPr>
-        <w:t xml:space="preserve"> Hệ thống giám sát và nhận biết điều kiện vi khí hậu nông nghiệp thông minh sử dụng học máy</w:t>
+        <w:t xml:space="preserve"> </w:t>
+      </w:r>
+      <w:r>
+        <w:rPr>
+          <w:rFonts w:hint="default" w:eastAsia="SimSun" w:cs="Times New Roman"/>
+          <w:sz w:val="24"/>
+          <w:szCs w:val="24"/>
+          <w:lang w:val="vi-VN"/>
+        </w:rPr>
+        <w:t>Dự báo thời tiết</w:t>
+      </w:r>
+      <w:r>
+        <w:rPr>
+          <w:rFonts w:hint="default" w:ascii="Times New Roman" w:hAnsi="Times New Roman" w:eastAsia="SimSun" w:cs="Times New Roman"/>
+          <w:sz w:val="24"/>
+          <w:szCs w:val="24"/>
+        </w:rPr>
+        <w:t xml:space="preserve"> vi khí hậu </w:t>
+      </w:r>
+      <w:r>
+        <w:rPr>
+          <w:rFonts w:hint="default" w:eastAsia="SimSun" w:cs="Times New Roman"/>
+          <w:sz w:val="24"/>
+          <w:szCs w:val="24"/>
+          <w:lang w:val="vi-VN"/>
+        </w:rPr>
+        <w:t>và cảnh báo sớm quá nhiệt nhà kính</w:t>
       </w:r>
     </w:p>
     <w:p>
@@ -1806,6 +1833,8 @@
         <w:jc w:val="left"/>
         <w:rPr>
           <w:rFonts w:hint="default" w:ascii="Times New Roman" w:hAnsi="Times New Roman" w:eastAsia="SimSun" w:cs="Times New Roman"/>
+          <w:b w:val="0"/>
+          <w:bCs w:val="0"/>
           <w:sz w:val="24"/>
           <w:szCs w:val="24"/>
         </w:rPr>
@@ -1831,20 +1860,12 @@
       <w:r>
         <w:rPr>
           <w:rFonts w:hint="default" w:ascii="Times New Roman" w:hAnsi="Times New Roman" w:eastAsia="SimSun" w:cs="Times New Roman"/>
-          <w:b/>
-          <w:bCs/>
-          <w:sz w:val="24"/>
-          <w:szCs w:val="24"/>
-        </w:rPr>
-        <w:t>1500 mẫu</w:t>
-      </w:r>
-      <w:r>
-        <w:rPr>
-          <w:rFonts w:hint="default" w:ascii="Times New Roman" w:hAnsi="Times New Roman" w:eastAsia="SimSun" w:cs="Times New Roman"/>
-          <w:sz w:val="24"/>
-          <w:szCs w:val="24"/>
-        </w:rPr>
-        <w:t xml:space="preserve"> dữ liệu dạng bảng với các thuộc tính cốt lõi:</w:t>
+          <w:b w:val="0"/>
+          <w:bCs w:val="0"/>
+          <w:sz w:val="24"/>
+          <w:szCs w:val="24"/>
+        </w:rPr>
+        <w:t>1500 mẫu dữ liệu dạng bảng với các thuộc tính cốt lõi:</w:t>
       </w:r>
     </w:p>
     <w:p>
@@ -2403,10 +2424,20 @@
       <w:r>
         <w:rPr>
           <w:rFonts w:hint="default" w:ascii="Times New Roman" w:hAnsi="Times New Roman" w:eastAsia="SimSun" w:cs="Times New Roman"/>
-          <w:sz w:val="24"/>
-          <w:szCs w:val="24"/>
-        </w:rPr>
-        <w:t>3.2. Lý do chọn</w:t>
+          <w:b/>
+          <w:bCs/>
+          <w:sz w:val="24"/>
+          <w:szCs w:val="24"/>
+        </w:rPr>
+        <w:t>3.2.</w:t>
+      </w:r>
+      <w:r>
+        <w:rPr>
+          <w:rFonts w:hint="default" w:ascii="Times New Roman" w:hAnsi="Times New Roman" w:eastAsia="SimSun" w:cs="Times New Roman"/>
+          <w:sz w:val="24"/>
+          <w:szCs w:val="24"/>
+        </w:rPr>
+        <w:t xml:space="preserve"> Lý do chọn</w:t>
       </w:r>
       <w:r>
         <w:rPr>
@@ -2599,8 +2630,6 @@
         </w:rPr>
         <w:t>,..</w:t>
       </w:r>
-      <w:bookmarkStart w:id="0" w:name="_GoBack"/>
-      <w:bookmarkEnd w:id="0"/>
       <w:r>
         <w:rPr>
           <w:rFonts w:hint="default" w:ascii="Times New Roman" w:hAnsi="Times New Roman" w:eastAsia="SimSun" w:cs="Times New Roman"/>
@@ -2853,6 +2882,7 @@
     </w:p>
     <w:tbl>
       <w:tblPr>
+        <w:tblStyle w:val="5"/>
         <w:tblW w:w="0" w:type="auto"/>
         <w:tblInd w:w="0" w:type="dxa"/>
         <w:tblBorders>
@@ -2863,7 +2893,7 @@
           <w:insideH w:val="none" w:color="auto" w:sz="0" w:space="0"/>
           <w:insideV w:val="none" w:color="auto" w:sz="0" w:space="0"/>
         </w:tblBorders>
-        <w:shd w:val="clear"/>
+        <w:shd w:val="clear" w:color="auto" w:fill="auto"/>
         <w:tblLayout w:type="autofit"/>
         <w:tblCellMar>
           <w:top w:w="15" w:type="dxa"/>
@@ -2907,7 +2937,7 @@
               <w:bottom w:val="single" w:color="C4C7C5" w:sz="2" w:space="0"/>
               <w:right w:val="single" w:color="C4C7C5" w:sz="2" w:space="0"/>
             </w:tcBorders>
-            <w:shd w:val="clear"/>
+            <w:shd w:val="clear" w:color="auto" w:fill="auto"/>
             <w:tcMar>
               <w:top w:w="120" w:type="dxa"/>
               <w:left w:w="180" w:type="dxa"/>
@@ -2944,7 +2974,6 @@
                 <w:sz w:val="24"/>
                 <w:szCs w:val="24"/>
                 <w:u w:val="none"/>
-                <w:bdr w:val="none" w:color="auto" w:sz="0" w:space="0"/>
                 <w:vertAlign w:val="baseline"/>
               </w:rPr>
               <w:t>Mô hình thành phần dự báo chuỗi thời gian</w:t>
@@ -2960,7 +2989,7 @@
               <w:bottom w:val="single" w:color="C4C7C5" w:sz="2" w:space="0"/>
               <w:right w:val="single" w:color="C4C7C5" w:sz="2" w:space="0"/>
             </w:tcBorders>
-            <w:shd w:val="clear"/>
+            <w:shd w:val="clear" w:color="auto" w:fill="auto"/>
             <w:tcMar>
               <w:top w:w="120" w:type="dxa"/>
               <w:left w:w="180" w:type="dxa"/>
@@ -2997,7 +3026,6 @@
                 <w:sz w:val="24"/>
                 <w:szCs w:val="24"/>
                 <w:u w:val="none"/>
-                <w:bdr w:val="none" w:color="auto" w:sz="0" w:space="0"/>
                 <w:vertAlign w:val="baseline"/>
               </w:rPr>
               <w:t>Hệ số xác định (R2 Score)</w:t>
@@ -3013,7 +3041,7 @@
               <w:bottom w:val="single" w:color="C4C7C5" w:sz="2" w:space="0"/>
               <w:right w:val="single" w:color="C4C7C5" w:sz="2" w:space="0"/>
             </w:tcBorders>
-            <w:shd w:val="clear"/>
+            <w:shd w:val="clear" w:color="auto" w:fill="auto"/>
             <w:tcMar>
               <w:top w:w="120" w:type="dxa"/>
               <w:left w:w="180" w:type="dxa"/>
@@ -3050,7 +3078,6 @@
                 <w:sz w:val="24"/>
                 <w:szCs w:val="24"/>
                 <w:u w:val="none"/>
-                <w:bdr w:val="none" w:color="auto" w:sz="0" w:space="0"/>
                 <w:vertAlign w:val="baseline"/>
               </w:rPr>
               <w:t>Sai số bình phương trung bình (MSE)</w:t>
@@ -3066,7 +3093,7 @@
               <w:bottom w:val="single" w:color="C4C7C5" w:sz="2" w:space="0"/>
               <w:right w:val="single" w:color="C4C7C5" w:sz="2" w:space="0"/>
             </w:tcBorders>
-            <w:shd w:val="clear"/>
+            <w:shd w:val="clear" w:color="auto" w:fill="auto"/>
             <w:tcMar>
               <w:top w:w="120" w:type="dxa"/>
               <w:left w:w="180" w:type="dxa"/>
@@ -3103,7 +3130,6 @@
                 <w:sz w:val="24"/>
                 <w:szCs w:val="24"/>
                 <w:u w:val="none"/>
-                <w:bdr w:val="none" w:color="auto" w:sz="0" w:space="0"/>
                 <w:vertAlign w:val="baseline"/>
               </w:rPr>
               <w:t>Sai số tuyệt đối trung bình (Ước lượng căn MSE)</w:t>
@@ -3121,6 +3147,7 @@
             <w:insideH w:val="none" w:color="auto" w:sz="0" w:space="0"/>
             <w:insideV w:val="none" w:color="auto" w:sz="0" w:space="0"/>
           </w:tblBorders>
+          <w:shd w:val="clear" w:color="auto" w:fill="auto"/>
           <w:tblCellMar>
             <w:top w:w="15" w:type="dxa"/>
             <w:left w:w="15" w:type="dxa"/>
@@ -3140,7 +3167,7 @@
               <w:bottom w:val="single" w:color="C4C7C5" w:sz="2" w:space="0"/>
               <w:right w:val="single" w:color="C4C7C5" w:sz="2" w:space="0"/>
             </w:tcBorders>
-            <w:shd w:val="clear"/>
+            <w:shd w:val="clear" w:color="auto" w:fill="auto"/>
             <w:tcMar>
               <w:top w:w="120" w:type="dxa"/>
               <w:left w:w="180" w:type="dxa"/>
@@ -3177,7 +3204,6 @@
                 <w:sz w:val="24"/>
                 <w:szCs w:val="24"/>
                 <w:u w:val="none"/>
-                <w:bdr w:val="none" w:color="auto" w:sz="0" w:space="0"/>
                 <w:vertAlign w:val="baseline"/>
               </w:rPr>
               <w:t>Mô hình dự báo Nhiệt độ (T + 15 phút)</w:t>
@@ -3193,7 +3219,7 @@
               <w:bottom w:val="single" w:color="C4C7C5" w:sz="2" w:space="0"/>
               <w:right w:val="single" w:color="C4C7C5" w:sz="2" w:space="0"/>
             </w:tcBorders>
-            <w:shd w:val="clear"/>
+            <w:shd w:val="clear" w:color="auto" w:fill="auto"/>
             <w:tcMar>
               <w:top w:w="120" w:type="dxa"/>
               <w:left w:w="180" w:type="dxa"/>
@@ -3230,7 +3256,6 @@
                 <w:sz w:val="24"/>
                 <w:szCs w:val="24"/>
                 <w:u w:val="none"/>
-                <w:bdr w:val="none" w:color="auto" w:sz="0" w:space="0"/>
                 <w:vertAlign w:val="baseline"/>
               </w:rPr>
               <w:t>47.86%</w:t>
@@ -3246,7 +3271,7 @@
               <w:bottom w:val="single" w:color="C4C7C5" w:sz="2" w:space="0"/>
               <w:right w:val="single" w:color="C4C7C5" w:sz="2" w:space="0"/>
             </w:tcBorders>
-            <w:shd w:val="clear"/>
+            <w:shd w:val="clear" w:color="auto" w:fill="auto"/>
             <w:tcMar>
               <w:top w:w="120" w:type="dxa"/>
               <w:left w:w="180" w:type="dxa"/>
@@ -3283,7 +3308,6 @@
                 <w:sz w:val="24"/>
                 <w:szCs w:val="24"/>
                 <w:u w:val="none"/>
-                <w:bdr w:val="none" w:color="auto" w:sz="0" w:space="0"/>
                 <w:vertAlign w:val="baseline"/>
               </w:rPr>
               <w:t>27.8466</w:t>
@@ -3299,7 +3323,7 @@
               <w:bottom w:val="single" w:color="C4C7C5" w:sz="2" w:space="0"/>
               <w:right w:val="single" w:color="C4C7C5" w:sz="2" w:space="0"/>
             </w:tcBorders>
-            <w:shd w:val="clear"/>
+            <w:shd w:val="clear" w:color="auto" w:fill="auto"/>
             <w:tcMar>
               <w:top w:w="120" w:type="dxa"/>
               <w:left w:w="180" w:type="dxa"/>
@@ -3443,7 +3467,6 @@
             <w:insideH w:val="none" w:color="auto" w:sz="0" w:space="0"/>
             <w:insideV w:val="none" w:color="auto" w:sz="0" w:space="0"/>
           </w:tblBorders>
-          <w:shd w:val="clear"/>
           <w:tblCellMar>
             <w:top w:w="15" w:type="dxa"/>
             <w:left w:w="15" w:type="dxa"/>
@@ -3463,7 +3486,7 @@
               <w:bottom w:val="single" w:color="C4C7C5" w:sz="2" w:space="0"/>
               <w:right w:val="single" w:color="C4C7C5" w:sz="2" w:space="0"/>
             </w:tcBorders>
-            <w:shd w:val="clear"/>
+            <w:shd w:val="clear" w:color="auto" w:fill="auto"/>
             <w:tcMar>
               <w:top w:w="120" w:type="dxa"/>
               <w:left w:w="180" w:type="dxa"/>
@@ -3500,7 +3523,6 @@
                 <w:sz w:val="24"/>
                 <w:szCs w:val="24"/>
                 <w:u w:val="none"/>
-                <w:bdr w:val="none" w:color="auto" w:sz="0" w:space="0"/>
                 <w:vertAlign w:val="baseline"/>
               </w:rPr>
               <w:t>Mô hình dự báo Độ ẩm (H + 15 phút)</w:t>
@@ -3516,7 +3538,7 @@
               <w:bottom w:val="single" w:color="C4C7C5" w:sz="2" w:space="0"/>
               <w:right w:val="single" w:color="C4C7C5" w:sz="2" w:space="0"/>
             </w:tcBorders>
-            <w:shd w:val="clear"/>
+            <w:shd w:val="clear" w:color="auto" w:fill="auto"/>
             <w:tcMar>
               <w:top w:w="120" w:type="dxa"/>
               <w:left w:w="180" w:type="dxa"/>
@@ -3553,7 +3575,6 @@
                 <w:sz w:val="24"/>
                 <w:szCs w:val="24"/>
                 <w:u w:val="none"/>
-                <w:bdr w:val="none" w:color="auto" w:sz="0" w:space="0"/>
                 <w:vertAlign w:val="baseline"/>
               </w:rPr>
               <w:t>48.46%</w:t>
@@ -3569,7 +3590,7 @@
               <w:bottom w:val="single" w:color="C4C7C5" w:sz="2" w:space="0"/>
               <w:right w:val="single" w:color="C4C7C5" w:sz="2" w:space="0"/>
             </w:tcBorders>
-            <w:shd w:val="clear"/>
+            <w:shd w:val="clear" w:color="auto" w:fill="auto"/>
             <w:tcMar>
               <w:top w:w="120" w:type="dxa"/>
               <w:left w:w="180" w:type="dxa"/>
@@ -3606,7 +3627,6 @@
                 <w:sz w:val="24"/>
                 <w:szCs w:val="24"/>
                 <w:u w:val="none"/>
-                <w:bdr w:val="none" w:color="auto" w:sz="0" w:space="0"/>
                 <w:vertAlign w:val="baseline"/>
               </w:rPr>
               <w:t>131.8219</w:t>
@@ -3622,7 +3642,7 @@
               <w:bottom w:val="single" w:color="C4C7C5" w:sz="2" w:space="0"/>
               <w:right w:val="single" w:color="C4C7C5" w:sz="2" w:space="0"/>
             </w:tcBorders>
-            <w:shd w:val="clear"/>
+            <w:shd w:val="clear" w:color="auto" w:fill="auto"/>
             <w:tcMar>
               <w:top w:w="120" w:type="dxa"/>
               <w:left w:w="180" w:type="dxa"/>
@@ -4463,55 +4483,7 @@
           <w:vertAlign w:val="baseline"/>
           <w:lang w:val="vi-VN"/>
         </w:rPr>
-        <w:t>5.</w:t>
-      </w:r>
-      <w:r>
-        <w:rPr>
-          <w:rFonts w:hint="default" w:ascii="Times New Roman" w:hAnsi="Times New Roman" w:cs="Times New Roman"/>
-          <w:b/>
-          <w:bCs/>
-          <w:i w:val="0"/>
-          <w:iCs w:val="0"/>
-          <w:color w:val="000000"/>
-          <w:sz w:val="24"/>
-          <w:szCs w:val="24"/>
-          <w:u w:val="none"/>
-          <w:vertAlign w:val="baseline"/>
-          <w:lang w:val="vi-VN"/>
-        </w:rPr>
-        <w:t>2</w:t>
-      </w:r>
-      <w:r>
-        <w:rPr>
-          <w:rFonts w:hint="default" w:ascii="Times New Roman" w:hAnsi="Times New Roman" w:cs="Times New Roman"/>
-          <w:b/>
-          <w:bCs/>
-          <w:i w:val="0"/>
-          <w:iCs w:val="0"/>
-          <w:color w:val="000000"/>
-          <w:sz w:val="24"/>
-          <w:szCs w:val="24"/>
-          <w:u w:val="none"/>
-          <w:vertAlign w:val="baseline"/>
-          <w:lang w:val="vi-VN"/>
-        </w:rPr>
-        <w:t>.</w:t>
-      </w:r>
-      <w:r>
-        <w:rPr>
-          <w:rFonts w:hint="default" w:ascii="Times New Roman" w:hAnsi="Times New Roman" w:cs="Times New Roman"/>
-          <w:b/>
-          <w:bCs/>
-          <w:i w:val="0"/>
-          <w:iCs w:val="0"/>
-          <w:color w:val="000000"/>
-          <w:sz w:val="24"/>
-          <w:szCs w:val="24"/>
-          <w:u w:val="none"/>
-          <w:vertAlign w:val="baseline"/>
-          <w:lang w:val="vi-VN"/>
-        </w:rPr>
-        <w:t xml:space="preserve"> Lưu đồ thuật toán</w:t>
+        <w:t>5.2. Lưu đồ thuật toán</w:t>
       </w:r>
     </w:p>
     <w:p>
@@ -4535,6 +4507,7 @@
           <w:lang w:val="vi-VN"/>
         </w:rPr>
       </w:pPr>
+      <w:bookmarkStart w:id="0" w:name="_GoBack"/>
       <w:r>
         <w:rPr>
           <w:rFonts w:hint="default" w:ascii="Times New Roman" w:hAnsi="Times New Roman" w:cs="Times New Roman"/>
@@ -4549,9 +4522,9 @@
         </w:rPr>
         <w:drawing>
           <wp:inline distT="0" distB="0" distL="114300" distR="114300">
-            <wp:extent cx="5265420" cy="2821940"/>
-            <wp:effectExtent l="0" t="0" r="7620" b="12700"/>
-            <wp:docPr id="4" name="Picture 4" descr="Gemini_Generated_Image_ge67fage67fage67"/>
+            <wp:extent cx="5253990" cy="2821940"/>
+            <wp:effectExtent l="0" t="0" r="3810" b="12700"/>
+            <wp:docPr id="2" name="Picture 2" descr="Gemini_Generated_Image_uejtj7uejtj7uejt"/>
             <wp:cNvGraphicFramePr>
               <a:graphicFrameLocks xmlns:a="http://schemas.openxmlformats.org/drawingml/2006/main" noChangeAspect="1"/>
             </wp:cNvGraphicFramePr>
@@ -4559,7 +4532,7 @@
               <a:graphicData uri="http://schemas.openxmlformats.org/drawingml/2006/picture">
                 <pic:pic xmlns:pic="http://schemas.openxmlformats.org/drawingml/2006/picture">
                   <pic:nvPicPr>
-                    <pic:cNvPr id="4" name="Picture 4" descr="Gemini_Generated_Image_ge67fage67fage67"/>
+                    <pic:cNvPr id="2" name="Picture 2" descr="Gemini_Generated_Image_uejtj7uejtj7uejt"/>
                     <pic:cNvPicPr>
                       <a:picLocks noChangeAspect="1"/>
                     </pic:cNvPicPr>
@@ -4573,7 +4546,7 @@
                   <pic:spPr>
                     <a:xfrm>
                       <a:off x="0" y="0"/>
-                      <a:ext cx="5265420" cy="2821940"/>
+                      <a:ext cx="5253990" cy="2821940"/>
                     </a:xfrm>
                     <a:prstGeom prst="rect">
                       <a:avLst/>
@@ -4585,6 +4558,7 @@
           </wp:inline>
         </w:drawing>
       </w:r>
+      <w:bookmarkEnd w:id="0"/>
     </w:p>
     <w:p>
       <w:pPr>
@@ -5092,6 +5066,7 @@
           </m:rPr>
           <w:rPr>
             <w:rFonts w:hint="default" w:ascii="Times New Roman" w:hAnsi="Times New Roman" w:cs="Times New Roman"/>
+            <w:b w:val="0"/>
             <w:i w:val="0"/>
             <w:iCs w:val="0"/>
             <w:color w:val="000000"/>
@@ -5110,6 +5085,7 @@
           </m:rPr>
           <w:rPr>
             <w:rFonts w:hint="default" w:ascii="Times New Roman" w:hAnsi="Times New Roman" w:cs="Times New Roman"/>
+            <w:b w:val="0"/>
             <w:i w:val="0"/>
             <w:sz w:val="24"/>
             <w:szCs w:val="24"/>
@@ -5124,6 +5100,7 @@
           </m:rPr>
           <w:rPr>
             <w:rFonts w:hint="default" w:ascii="Times New Roman" w:hAnsi="Times New Roman" w:cs="Times New Roman"/>
+            <w:b w:val="0"/>
             <w:i w:val="0"/>
             <w:sz w:val="24"/>
             <w:szCs w:val="24"/>
@@ -5260,6 +5237,7 @@
           </m:rPr>
           <w:rPr>
             <w:rFonts w:hint="default" w:ascii="Times New Roman" w:hAnsi="Times New Roman" w:cs="Times New Roman"/>
+            <w:b w:val="0"/>
             <w:i w:val="0"/>
             <w:sz w:val="24"/>
             <w:szCs w:val="24"/>
@@ -5315,6 +5293,7 @@
           </m:rPr>
           <w:rPr>
             <w:rFonts w:hint="default" w:ascii="Times New Roman" w:hAnsi="Times New Roman" w:cs="Times New Roman"/>
+            <w:b w:val="0"/>
             <w:i w:val="0"/>
             <w:sz w:val="24"/>
             <w:szCs w:val="24"/>
@@ -5329,6 +5308,7 @@
           </m:rPr>
           <w:rPr>
             <w:rFonts w:hint="default" w:ascii="Times New Roman" w:hAnsi="Times New Roman" w:cs="Times New Roman"/>
+            <w:b w:val="0"/>
             <w:i w:val="0"/>
             <w:sz w:val="24"/>
             <w:szCs w:val="24"/>
@@ -5385,6 +5365,7 @@
           </m:rPr>
           <w:rPr>
             <w:rFonts w:hint="default" w:ascii="Times New Roman" w:hAnsi="Times New Roman" w:cs="Times New Roman"/>
+            <w:b w:val="0"/>
             <w:i w:val="0"/>
             <w:sz w:val="24"/>
             <w:szCs w:val="24"/>
@@ -5499,6 +5480,7 @@
           </m:rPr>
           <w:rPr>
             <w:rFonts w:hint="default" w:ascii="Times New Roman" w:hAnsi="Times New Roman" w:cs="Times New Roman"/>
+            <w:b w:val="0"/>
             <w:i w:val="0"/>
             <w:sz w:val="24"/>
             <w:szCs w:val="24"/>
@@ -5554,6 +5536,7 @@
           </m:rPr>
           <w:rPr>
             <w:rFonts w:hint="default" w:ascii="Times New Roman" w:hAnsi="Times New Roman" w:cs="Times New Roman"/>
+            <w:b w:val="0"/>
             <w:i w:val="0"/>
             <w:sz w:val="24"/>
             <w:szCs w:val="24"/>
@@ -5563,7 +5546,6 @@
         </m:r>
       </m:oMath>
       <w:r>
-        <m:rPr/>
         <w:rPr>
           <w:rFonts w:hint="default" w:ascii="Times New Roman" w:hAnsi="Times New Roman" w:cs="Times New Roman"/>
           <w:i w:val="0"/>
@@ -5595,6 +5577,7 @@
           </m:rPr>
           <w:rPr>
             <w:rFonts w:hint="default" w:ascii="Times New Roman" w:hAnsi="Times New Roman" w:cs="Times New Roman"/>
+            <w:b w:val="0"/>
             <w:i w:val="0"/>
             <w:sz w:val="24"/>
             <w:szCs w:val="24"/>
@@ -5652,6 +5635,7 @@
           </m:rPr>
           <w:rPr>
             <w:rFonts w:hint="default" w:ascii="Times New Roman" w:hAnsi="Times New Roman" w:cs="Times New Roman"/>
+            <w:b w:val="0"/>
             <w:i w:val="0"/>
             <w:sz w:val="24"/>
             <w:szCs w:val="24"/>
@@ -5679,6 +5663,7 @@
           </m:rPr>
           <w:rPr>
             <w:rFonts w:hint="default" w:ascii="Times New Roman" w:hAnsi="Times New Roman" w:cs="Times New Roman"/>
+            <w:b w:val="0"/>
             <w:i w:val="0"/>
             <w:sz w:val="24"/>
             <w:szCs w:val="24"/>
@@ -5706,6 +5691,7 @@
           </m:rPr>
           <w:rPr>
             <w:rFonts w:hint="default" w:ascii="Times New Roman" w:hAnsi="Times New Roman" w:cs="Times New Roman"/>
+            <w:b w:val="0"/>
             <w:i w:val="0"/>
             <w:sz w:val="24"/>
             <w:szCs w:val="24"/>
@@ -5733,6 +5719,7 @@
           </m:rPr>
           <w:rPr>
             <w:rFonts w:hint="default" w:ascii="Times New Roman" w:hAnsi="Times New Roman" w:cs="Times New Roman"/>
+            <w:b w:val="0"/>
             <w:i w:val="0"/>
             <w:sz w:val="24"/>
             <w:szCs w:val="24"/>
@@ -5760,6 +5747,7 @@
           </m:rPr>
           <w:rPr>
             <w:rFonts w:hint="default" w:ascii="Times New Roman" w:hAnsi="Times New Roman" w:cs="Times New Roman"/>
+            <w:b w:val="0"/>
             <w:i w:val="0"/>
             <w:sz w:val="24"/>
             <w:szCs w:val="24"/>
@@ -5787,6 +5775,7 @@
           </m:rPr>
           <w:rPr>
             <w:rFonts w:hint="default" w:ascii="Times New Roman" w:hAnsi="Times New Roman" w:cs="Times New Roman"/>
+            <w:b w:val="0"/>
             <w:i w:val="0"/>
             <w:sz w:val="24"/>
             <w:szCs w:val="24"/>
@@ -5814,6 +5803,7 @@
           </m:rPr>
           <w:rPr>
             <w:rFonts w:hint="default" w:ascii="Times New Roman" w:hAnsi="Times New Roman" w:cs="Times New Roman"/>
+            <w:b w:val="0"/>
             <w:i w:val="0"/>
             <w:sz w:val="24"/>
             <w:szCs w:val="24"/>
@@ -5883,6 +5873,7 @@
           </m:rPr>
           <w:rPr>
             <w:rFonts w:hint="default" w:ascii="Times New Roman" w:hAnsi="Times New Roman" w:cs="Times New Roman"/>
+            <w:b w:val="0"/>
             <w:i w:val="0"/>
             <w:sz w:val="24"/>
             <w:szCs w:val="24"/>
@@ -5938,6 +5929,7 @@
           </m:rPr>
           <w:rPr>
             <w:rFonts w:hint="default" w:ascii="Times New Roman" w:hAnsi="Times New Roman" w:cs="Times New Roman"/>
+            <w:b w:val="0"/>
             <w:i w:val="0"/>
             <w:sz w:val="24"/>
             <w:szCs w:val="24"/>
@@ -5994,6 +5986,7 @@
           </m:rPr>
           <w:rPr>
             <w:rFonts w:hint="default" w:ascii="Times New Roman" w:hAnsi="Times New Roman" w:cs="Times New Roman"/>
+            <w:b w:val="0"/>
             <w:i w:val="0"/>
             <w:sz w:val="24"/>
             <w:szCs w:val="24"/>
@@ -6082,6 +6075,7 @@
           </m:rPr>
           <w:rPr>
             <w:rFonts w:hint="default" w:ascii="Times New Roman" w:hAnsi="Times New Roman" w:cs="Times New Roman"/>
+            <w:b w:val="0"/>
             <w:i w:val="0"/>
             <w:sz w:val="24"/>
             <w:szCs w:val="24"/>
@@ -6109,6 +6103,7 @@
           </m:rPr>
           <w:rPr>
             <w:rFonts w:hint="default" w:ascii="Times New Roman" w:hAnsi="Times New Roman" w:cs="Times New Roman"/>
+            <w:b w:val="0"/>
             <w:i w:val="0"/>
             <w:sz w:val="24"/>
             <w:szCs w:val="24"/>
@@ -6136,6 +6131,7 @@
           </m:rPr>
           <w:rPr>
             <w:rFonts w:hint="default" w:ascii="Times New Roman" w:hAnsi="Times New Roman" w:cs="Times New Roman"/>
+            <w:b w:val="0"/>
             <w:i w:val="0"/>
             <w:sz w:val="24"/>
             <w:szCs w:val="24"/>
@@ -6163,6 +6159,7 @@
           </m:rPr>
           <w:rPr>
             <w:rFonts w:hint="default" w:ascii="Times New Roman" w:hAnsi="Times New Roman" w:cs="Times New Roman"/>
+            <w:b w:val="0"/>
             <w:i w:val="0"/>
             <w:sz w:val="24"/>
             <w:szCs w:val="24"/>
@@ -6190,6 +6187,7 @@
           </m:rPr>
           <w:rPr>
             <w:rFonts w:hint="default" w:ascii="Times New Roman" w:hAnsi="Times New Roman" w:cs="Times New Roman"/>
+            <w:b w:val="0"/>
             <w:i w:val="0"/>
             <w:sz w:val="24"/>
             <w:szCs w:val="24"/>
@@ -6217,6 +6215,7 @@
           </m:rPr>
           <w:rPr>
             <w:rFonts w:hint="default" w:ascii="Times New Roman" w:hAnsi="Times New Roman" w:cs="Times New Roman"/>
+            <w:b w:val="0"/>
             <w:i w:val="0"/>
             <w:sz w:val="24"/>
             <w:szCs w:val="24"/>
@@ -6244,6 +6243,7 @@
           </m:rPr>
           <w:rPr>
             <w:rFonts w:hint="default" w:ascii="Times New Roman" w:hAnsi="Times New Roman" w:cs="Times New Roman"/>
+            <w:b w:val="0"/>
             <w:i w:val="0"/>
             <w:sz w:val="24"/>
             <w:szCs w:val="24"/>
@@ -6836,6 +6836,7 @@
         <w:keepLines w:val="0"/>
         <w:widowControl/>
         <w:numPr>
+          <w:ilvl w:val="0"/>
           <w:numId w:val="0"/>
         </w:numPr>
         <w:suppressLineNumbers w:val="0"/>
@@ -6942,6 +6943,7 @@
         <w:keepLines w:val="0"/>
         <w:widowControl/>
         <w:numPr>
+          <w:ilvl w:val="0"/>
           <w:numId w:val="0"/>
         </w:numPr>
         <w:suppressLineNumbers w:val="0"/>
@@ -7490,7 +7492,7 @@
     <w:lsdException w:unhideWhenUsed="0" w:uiPriority="0" w:semiHidden="0" w:name="Body Text Indent 2"/>
     <w:lsdException w:unhideWhenUsed="0" w:uiPriority="0" w:semiHidden="0" w:name="Body Text Indent 3"/>
     <w:lsdException w:unhideWhenUsed="0" w:uiPriority="0" w:semiHidden="0" w:name="Block Text"/>
-    <w:lsdException w:unhideWhenUsed="0" w:uiPriority="0" w:semiHidden="0" w:name="Hyperlink"/>
+    <w:lsdException w:qFormat="1" w:unhideWhenUsed="0" w:uiPriority="0" w:semiHidden="0" w:name="Hyperlink"/>
     <w:lsdException w:unhideWhenUsed="0" w:uiPriority="0" w:semiHidden="0" w:name="FollowedHyperlink"/>
     <w:lsdException w:qFormat="1" w:unhideWhenUsed="0" w:uiPriority="0" w:semiHidden="0" w:name="Strong"/>
     <w:lsdException w:qFormat="1" w:unhideWhenUsed="0" w:uiPriority="0" w:semiHidden="0" w:name="Emphasis"/>
@@ -7746,6 +7748,7 @@
   <w:style w:type="character" w:styleId="7">
     <w:name w:val="Hyperlink"/>
     <w:basedOn w:val="4"/>
+    <w:qFormat/>
     <w:uiPriority w:val="0"/>
     <w:rPr>
       <w:color w:val="0000FF"/>
